--- a/docs/sample-report.docx
+++ b/docs/sample-report.docx
@@ -7,7 +7,7 @@
         <w:pStyle w:val="Heading1"/>
       </w:pPr>
       <w:r>
-        <w:t>法学辩论参谋复盘 — AI 生成内容是否应享有著作权</w:t>
+        <w:t>辩论参谋复盘 — AI 生成内容是否应享有著作权</w:t>
       </w:r>
     </w:p>
     <w:p>
@@ -18,7 +18,7 @@
         <w:t>我方立场：</w:t>
       </w:r>
       <w:r>
-        <w:t>控方（主张应享有）</w:t>
+        <w:t>控方</w:t>
       </w:r>
     </w:p>
     <w:p>
@@ -29,7 +29,7 @@
         <w:t>会话编号：</w:t>
       </w:r>
       <w:r>
-        <w:t>af4d25d2b3b3</w:t>
+        <w:t>312e3f51f4dd</w:t>
       </w:r>
     </w:p>
     <w:p>
@@ -40,7 +40,7 @@
         <w:t>生成时间：</w:t>
       </w:r>
       <w:r>
-        <w:t>2026-09-29 23:53</w:t>
+        <w:t>2026-09-30 11:39</w:t>
       </w:r>
     </w:p>
     <w:p>
@@ -62,7 +62,7 @@
         <w:t>台账条目：</w:t>
       </w:r>
       <w:r>
-        <w:t>1（成立 1）</w:t>
+        <w:t>0（成立 0）</w:t>
       </w:r>
     </w:p>
     <w:p>
@@ -99,7 +99,7 @@
         <w:rPr>
           <w:b/>
         </w:rPr>
-        <w:t>1. 著作权法主体是作者，作者可为法人，AI可类比拟制主体。</w:t>
+        <w:t>1. AI生成内容可构成自然人智力成果。</w:t>
       </w:r>
     </w:p>
     <w:p>
@@ -107,7 +107,7 @@
         <w:pStyle w:val="ListBullet"/>
       </w:pPr>
       <w:r>
-        <w:t>大前提：《中华人民共和国著作权法》第十一条第三款规定，由法人或者非法人组织主持，代表法人或者非法人组织意志创作，并由法人或者非法人组织承担责任的作品，法人或者非法人组织视为作者。</w:t>
+        <w:t>大前提：《著作权法》第11条：‘著作权属于自然人，由其创作完成的智力成果享有。’</w:t>
       </w:r>
     </w:p>
     <w:p>
@@ -115,7 +115,7 @@
         <w:pStyle w:val="ListBullet"/>
       </w:pPr>
       <w:r>
-        <w:t>小前提：AI生成内容由开发者或使用者主持、体现其意志并可能由其承担责任，AI本身并非法律主体，但可参照法人作品规则将相关人类主体拟制为作者。</w:t>
+        <w:t>小前提：AI生成内容由人类指令触发并参与创作过程，体现人类意志和选择。</w:t>
       </w:r>
     </w:p>
     <w:p>
@@ -123,7 +123,7 @@
         <w:pStyle w:val="ListBullet"/>
       </w:pPr>
       <w:r>
-        <w:t>结　论：AI生成内容可视为相关人类主体的作品，从而享有著作权。</w:t>
+        <w:t>结　论：该内容应享有著作权。</w:t>
       </w:r>
     </w:p>
     <w:p>
@@ -131,7 +131,7 @@
         <w:rPr>
           <w:b/>
         </w:rPr>
-        <w:t>2. 著作权保护的是独创性表达，不要求作者必须是自然人。</w:t>
+        <w:t>2. 著作权法保护的是创作行为的表达，而非创作主体的物理属性。</w:t>
       </w:r>
     </w:p>
     <w:p>
@@ -139,7 +139,7 @@
         <w:pStyle w:val="ListBullet"/>
       </w:pPr>
       <w:r>
-        <w:t>大前提：《中华人民共和国著作权法实施条例》第二条规定，著作权法所称作品，是指文学、艺术和科学领域内具有独创性并能以某种有形形式复制的智力成果。</w:t>
+        <w:t>大前提：《著作权法》第12条：‘由法人或者非法人组织主持，代表法人或者非法人组织意志创作，并由其承担责任的，视为法人作品。’</w:t>
       </w:r>
     </w:p>
     <w:p>
@@ -147,7 +147,7 @@
         <w:pStyle w:val="ListBullet"/>
       </w:pPr>
       <w:r>
-        <w:t>小前提：AI生成内容若在提示词设计、参数调整、结果筛选等环节体现人类智力投入，并具有独创性，即符合作品定义。</w:t>
+        <w:t>小前提：人类对AI的指令、参数设置、内容选择构成实质性创作决策，属于创作行为的组成部分。</w:t>
       </w:r>
     </w:p>
     <w:p>
@@ -155,7 +155,7 @@
         <w:pStyle w:val="ListBullet"/>
       </w:pPr>
       <w:r>
-        <w:t>结　论：AI生成内容只要具备独创性，就应认定为作品并享有著作权。</w:t>
+        <w:t>结　论：AI生成内容若由人类主导创作，仍可享有著作权。</w:t>
       </w:r>
     </w:p>
     <w:p>
@@ -168,17 +168,17 @@
     </w:p>
     <w:p>
       <w:r>
-        <w:t>1. 法人作品著作权归法人，法人也不是人，为何能享有？</w:t>
+        <w:t>1. AI 生成内容是否必须依赖人类指令才能成立？</w:t>
       </w:r>
     </w:p>
     <w:p>
       <w:r>
-        <w:t>2. 若AI只是工具，工具产出的成果为何不能归使用者？</w:t>
+        <w:t>2. 若AI模仿人类创作，其成果是否仍属‘非人’？</w:t>
       </w:r>
     </w:p>
     <w:p>
       <w:r>
-        <w:t>3. 著作权法哪一条明文规定作者必须是自然人？</w:t>
+        <w:t>3. 著作权法中‘智力成果’是否必然要求‘自然人’？</w:t>
       </w:r>
     </w:p>
     <w:p>
@@ -190,15 +190,25 @@
       </w:r>
     </w:p>
     <w:p>
+      <w:pPr>
+        <w:pStyle w:val="Heading3"/>
+      </w:pPr>
+      <w:r>
+        <w:t>解释方法策略师</w:t>
+      </w:r>
+    </w:p>
+    <w:p>
+      <w:r>
+        <w:rPr>
+          <w:b w:val="0"/>
+        </w:rPr>
+        <w:t xml:space="preserve">对方用 </w:t>
+      </w:r>
       <w:r>
         <w:rPr>
           <w:b/>
-          <w:color w:val="A32D2D"/>
         </w:rPr>
-        <w:t>循环论证</w:t>
-      </w:r>
-      <w:r>
-        <w:t>｜原话：「著作权法只保护自然人的智力成果，AI 不是人」</w:t>
+        <w:t>文义解释</w:t>
       </w:r>
     </w:p>
     <w:p>
@@ -206,19 +216,35 @@
         <w:pStyle w:val="ListBullet"/>
       </w:pPr>
       <w:r>
-        <w:t>以法条预设的'自然人'前提直接推出AI不享著作权，等于用结论当前提，未独立论证。</w:t>
+        <w:t>该方法用于排除AI作为‘自然人’的资格，从而直接否定AI生成内容的著作权主体资格。</w:t>
+      </w:r>
+    </w:p>
+    <w:p>
+      <w:r>
+        <w:t xml:space="preserve">我方主张 </w:t>
+      </w:r>
+      <w:r>
+        <w:rPr>
+          <w:b/>
+        </w:rPr>
+        <w:t>目的解释</w:t>
+      </w:r>
+      <w:r>
+        <w:t xml:space="preserve"> 优先：AI 生成内容的创作行为本质上是人类指令驱动的结果，其背后体现的是人类对表达形式的主动选择，因此应以目的解释把握‘智力成果’的实质内涵。</w:t>
       </w:r>
     </w:p>
     <w:p>
       <w:r>
         <w:rPr>
-          <w:b/>
-          <w:color w:val="A32D2D"/>
+          <w:b w:val="0"/>
         </w:rPr>
-        <w:t>偷换概念</w:t>
+        <w:t xml:space="preserve">对方用 </w:t>
       </w:r>
       <w:r>
-        <w:t>｜原话：「AI 不是人，所以 AI 生成内容不应享有著作权」</w:t>
+        <w:rPr>
+          <w:b/>
+        </w:rPr>
+        <w:t>历史解释</w:t>
       </w:r>
     </w:p>
     <w:p>
@@ -226,7 +252,89 @@
         <w:pStyle w:val="ListBullet"/>
       </w:pPr>
       <w:r>
-        <w:t>把'AI不是人'等同于'AI生成内容无著作权'，混淆了创作主体与成果归属两个概念。</w:t>
+        <w:t>该方法被用来建立‘非人’即‘无权’的逻辑链条，构成对方论证的基石。</w:t>
+      </w:r>
+    </w:p>
+    <w:p>
+      <w:r>
+        <w:t xml:space="preserve">我方主张 </w:t>
+      </w:r>
+      <w:r>
+        <w:rPr>
+          <w:b/>
+        </w:rPr>
+        <w:t>目的解释</w:t>
+      </w:r>
+      <w:r>
+        <w:t xml:space="preserve"> 优先：著作权法的立法目的之一是激励人类创造性表达，若将‘智力成果’狭隘理解为‘自然人之行为’，则会违背立法本意，因此目的解释应优先于形式主义的文义解读。</w:t>
+      </w:r>
+    </w:p>
+    <w:p>
+      <w:pPr>
+        <w:pStyle w:val="Heading3"/>
+      </w:pPr>
+      <w:r>
+        <w:t>风险提示员</w:t>
+      </w:r>
+    </w:p>
+    <w:p>
+      <w:r>
+        <w:rPr>
+          <w:b/>
+          <w:color w:val="854F0B"/>
+        </w:rPr>
+        <w:t>[我方薄弱]</w:t>
+      </w:r>
+      <w:r>
+        <w:t xml:space="preserve"> ‘自然人’定义未排除人与AI的协同创作</w:t>
+      </w:r>
+    </w:p>
+    <w:p>
+      <w:pPr>
+        <w:pStyle w:val="ListBullet"/>
+      </w:pPr>
+      <w:r>
+        <w:t>应对：需明确‘自然人’是否涵盖人类对AI的指令输入</w:t>
+      </w:r>
+    </w:p>
+    <w:p>
+      <w:r>
+        <w:rPr>
+          <w:b/>
+          <w:color w:val="854F0B"/>
+        </w:rPr>
+        <w:t>[事实不清]</w:t>
+      </w:r>
+      <w:r>
+        <w:t xml:space="preserve"> AI生成内容中人类参与程度未量化验证</w:t>
+      </w:r>
+    </w:p>
+    <w:p>
+      <w:pPr>
+        <w:pStyle w:val="ListBullet"/>
+      </w:pPr>
+      <w:r>
+        <w:t>应对：需提供具体案例说明人类主导性参与程度</w:t>
+      </w:r>
+    </w:p>
+    <w:p>
+      <w:r>
+        <w:rPr>
+          <w:b/>
+          <w:color w:val="854F0B"/>
+        </w:rPr>
+        <w:t>[法源不稳]</w:t>
+      </w:r>
+      <w:r>
+        <w:t xml:space="preserve"> 现行著作权法‘自然人’条款可能与司法实践冲突</w:t>
+      </w:r>
+    </w:p>
+    <w:p>
+      <w:pPr>
+        <w:pStyle w:val="ListBullet"/>
+      </w:pPr>
+      <w:r>
+        <w:t>应对：应援引判例说明‘人类控制’下AI输出可被保护</w:t>
       </w:r>
     </w:p>
     <w:p>
@@ -237,115 +345,11 @@
         <w:t>三、我方论点台账</w:t>
       </w:r>
     </w:p>
-    <w:tbl>
-      <w:tblPr>
-        <w:tblStyle w:val="TableGrid"/>
-        <w:tblW w:type="auto" w:w="0"/>
-        <w:tblLook w:firstColumn="1" w:firstRow="1" w:lastColumn="0" w:lastRow="0" w:noHBand="0" w:noVBand="1" w:val="04A0"/>
-      </w:tblPr>
-      <w:tblGrid>
-        <w:gridCol w:w="2160"/>
-        <w:gridCol w:w="2160"/>
-        <w:gridCol w:w="2160"/>
-        <w:gridCol w:w="2160"/>
-      </w:tblGrid>
-      <w:tr>
-        <w:tc>
-          <w:tcPr>
-            <w:tcW w:type="dxa" w:w="2160"/>
-          </w:tcPr>
-          <w:p>
-            <w:r>
-              <w:rPr>
-                <w:b/>
-              </w:rPr>
-              <w:t>编号</w:t>
-            </w:r>
-          </w:p>
-        </w:tc>
-        <w:tc>
-          <w:tcPr>
-            <w:tcW w:type="dxa" w:w="2160"/>
-          </w:tcPr>
-          <w:p>
-            <w:r>
-              <w:rPr>
-                <w:b/>
-              </w:rPr>
-              <w:t>主张</w:t>
-            </w:r>
-          </w:p>
-        </w:tc>
-        <w:tc>
-          <w:tcPr>
-            <w:tcW w:type="dxa" w:w="2160"/>
-          </w:tcPr>
-          <w:p>
-            <w:r>
-              <w:rPr>
-                <w:b/>
-              </w:rPr>
-              <w:t>大前提/依据</w:t>
-            </w:r>
-          </w:p>
-        </w:tc>
-        <w:tc>
-          <w:tcPr>
-            <w:tcW w:type="dxa" w:w="2160"/>
-          </w:tcPr>
-          <w:p>
-            <w:r>
-              <w:rPr>
-                <w:b/>
-              </w:rPr>
-              <w:t>状态</w:t>
-            </w:r>
-          </w:p>
-        </w:tc>
-      </w:tr>
-      <w:tr>
-        <w:tc>
-          <w:tcPr>
-            <w:tcW w:type="dxa" w:w="2160"/>
-          </w:tcPr>
-          <w:p>
-            <w:r>
-              <w:t>6fb73f5f</w:t>
-            </w:r>
-          </w:p>
-        </w:tc>
-        <w:tc>
-          <w:tcPr>
-            <w:tcW w:type="dxa" w:w="2160"/>
-          </w:tcPr>
-          <w:p>
-            <w:r>
-              <w:t>著作权法保护的是智力成果的表达，而非要求作者必须是自然人</w:t>
-            </w:r>
-          </w:p>
-        </w:tc>
-        <w:tc>
-          <w:tcPr>
-            <w:tcW w:type="dxa" w:w="2160"/>
-          </w:tcPr>
-          <w:p>
-            <w:r>
-              <w:t>《著作权法》第三条</w:t>
-            </w:r>
-          </w:p>
-        </w:tc>
-        <w:tc>
-          <w:tcPr>
-            <w:tcW w:type="dxa" w:w="2160"/>
-          </w:tcPr>
-          <w:p>
-            <w:r>
-              <w:t>成立</w:t>
-            </w:r>
-          </w:p>
-        </w:tc>
-      </w:tr>
-    </w:tbl>
+    <w:p>
+      <w:r>
+        <w:t>（无）</w:t>
+      </w:r>
+    </w:p>
     <w:p>
       <w:pPr>
         <w:pStyle w:val="Heading2"/>
@@ -362,6 +366,14 @@
     <w:p>
       <w:r>
         <w:t>标注「待核验」的法源引用尚未经过引用回链核验，请自行确认。</w:t>
+      </w:r>
+    </w:p>
+    <w:p>
+      <w:r>
+        <w:t>本项目基于 mavis v1.3.3 开发（只读依赖，一行未改）</w:t>
+      </w:r>
+      <w:r>
+        <w:t xml:space="preserve">　｜　底座能力：模型接入 / 提示词模板 / 插件总线</w:t>
       </w:r>
     </w:p>
     <w:sectPr>
